--- a/plans/detailed-design.docx
+++ b/plans/detailed-design.docx
@@ -28,7 +28,7 @@
           <w:color w:val="64748B"/>
           <w:sz w:val="19"/>
         </w:rPr>
-        <w:t>Version 1.0.0 | Phase 7: DevOps &amp; Release Engineering | Status: Production-Ready | Date: 2026-10-23</w:t>
+        <w:t>Framework: MASTER_SDLC_AGENTS | Version 1.0.0 | Phase 7: DevOps Release | Date: 2026-10-23</w:t>
       </w:r>
     </w:p>
     <w:p>
@@ -41,7 +41,7 @@
         <w:pStyle w:val="Heading1"/>
       </w:pPr>
       <w:r>
-        <w:t>1. Executive Summary &amp; System Overview</w:t>
+        <w:t>1. Executive Summary &amp; Autonomous Governance</w:t>
       </w:r>
     </w:p>
     <w:p>
@@ -51,15 +51,23 @@
     </w:p>
     <w:p>
       <w:r>
-        <w:t>Key Engineering Highlights:</w:t>
+        <w:t>Autonomous Governance via MASTER_SDLC_AGENTS Framework:</w:t>
         <w:br/>
-        <w:t>• Vanishing-Point Geometry: Line clustering bound to the road vanishing point prevents parabolic looping into the sky.</w:t>
+        <w:t>This project was developed, tested, and released under the strict governance of the 7-Agent Master SDLC Framework (MASTER_SDLC_AGENTS) with Human-in-the-Loop (HITL) quality gates across all 7 lifecycle phases:</w:t>
         <w:br/>
-        <w:t>• Detective vs. Painter Pattern: Mathematical perception is decoupled from graphics composition and web UI.</w:t>
+        <w:t>• Phase 1 (Product Manager): Formulated PRD.md with plain-English terminology and bracketed tooltips.</w:t>
         <w:br/>
-        <w:t>• Plain-English UI: Calculus metrics are presented with bracketed driver guidance tooltips.</w:t>
+        <w:t>• Phase 2 (Technical Architect): Authored architecture-spec.md establishing 4-tier perception pipeline.</w:t>
         <w:br/>
-        <w:t>• 100% Passing QA &amp; Security: 38 automated test cases passing (100%) and certified SAFE TO COMMIT.</w:t>
+        <w:t>• Phase 3 (Tech Lead): Authored task-queue.md defining modular tasks and Definition of Done.</w:t>
+        <w:br/>
+        <w:t>• Phase 4 (Software Engineer): Implemented src/utils.py, src/detector.py, and src/app.py.</w:t>
+        <w:br/>
+        <w:t>• Phase 5 (QA Test Engineer): Validated 38/38 passing unit and integration tests in tests/.</w:t>
+        <w:br/>
+        <w:t>• Phase 6 (Security Auditor): Conducted SAST static analysis and certified SAFE TO COMMIT.</w:t>
+        <w:br/>
+        <w:t>• Phase 7 (DevOps Engineer): Packaged production Docker container, manuals, and customer deliverables.</w:t>
       </w:r>
     </w:p>
     <w:p>
@@ -73,15 +81,12 @@
     <w:p>
       <w:r>
         <w:t>The application architecture strictly decouples mathematical perception from graphical presentation through the Detective vs. Painter design pattern:</w:t>
-      </w:r>
-    </w:p>
-    <w:p>
-      <w:r>
-        <w:t>• The Detective (src/detector.py): Executes multi-spectrum HLS paint isolation (yellow/white), adaptive Canny edge detection, vanishing-point Hough line clustering, and temporal EMA smoothing. It outputs a pure mathematical telemetry dictionary.</w:t>
         <w:br/>
-        <w:t>• The Painter (src/utils.py): Projects the augmented reality neon-green drivable corridor carpet onto the road surface, draws electric blue and amber lane boundaries, dynamically renders the scaled HUD box, and formats CSV telemetry logs.</w:t>
+        <w:t>• The Detective (src/detector.py): Multi-spectrum HLS paint isolation (yellow/white), adaptive Canny edges, vanishing-point Hough line clustering, and temporal EMA smoothing.</w:t>
         <w:br/>
-        <w:t>• The Driver Console (src/app.py): Manages the Streamlit reactive UI, driver telemetry metric cards, bracketed parameter sliders, and live dashcam playback.</w:t>
+        <w:t>• The Painter (src/utils.py): Augmented reality neon-green drivable corridor, electric blue &amp; amber lane lines, dynamically scaled HUD box, and RFC 4180 CSV export.</w:t>
+        <w:br/>
+        <w:t>• The Driver Console (src/app.py): Reactive Streamlit dashboard with bracketed driver guidance and live dashcam playback.</w:t>
       </w:r>
     </w:p>
     <w:p>
@@ -90,11 +95,6 @@
       </w:pPr>
       <w:r>
         <w:t>3. System Contracts &amp; Telemetry Schema</w:t>
-      </w:r>
-    </w:p>
-    <w:p>
-      <w:r>
-        <w:t>The Detective communicates with the Painter via a strictly validated dictionary contract:</w:t>
       </w:r>
     </w:p>
     <w:tbl>
@@ -913,11 +913,6 @@
         <w:t>4. End-User Plain-English Parameter Specifications</w:t>
       </w:r>
     </w:p>
-    <w:p>
-      <w:r>
-        <w:t>To ensure the system is immediately usable by non-technical drivers, all parameters incorporate bracketed plain-English guidance labels (identical to Section 7 of PRD.md):</w:t>
-      </w:r>
-    </w:p>
     <w:tbl>
       <w:tblPr>
         <w:tblW w:type="auto" w:w="0"/>
@@ -1283,505 +1278,11 @@
       </w:pPr>
     </w:p>
     <w:p>
-      <w:r>
-        <w:t>Driver Assistance Control Settings (Sidebar Tuning):</w:t>
-      </w:r>
-    </w:p>
-    <w:tbl>
-      <w:tblPr>
-        <w:tblW w:type="auto" w:w="0"/>
-        <w:jc w:val="center"/>
-        <w:tblLook w:firstColumn="1" w:firstRow="1" w:lastColumn="0" w:lastRow="0" w:noHBand="0" w:noVBand="1" w:val="04A0"/>
-      </w:tblPr>
-      <w:tblGrid>
-        <w:gridCol w:w="3120"/>
-        <w:gridCol w:w="3120"/>
-        <w:gridCol w:w="3120"/>
-      </w:tblGrid>
-      <w:tr>
-        <w:tc>
-          <w:tcPr>
-            <w:tcW w:type="dxa" w:w="3600"/>
-            <w:tcMar>
-              <w:top w:w="120" w:type="dxa"/>
-              <w:bottom w:w="120" w:type="dxa"/>
-              <w:left w:w="150" w:type="dxa"/>
-              <w:right w:w="150" w:type="dxa"/>
-            </w:tcMar>
-            <w:shd w:fill="1E293B"/>
-          </w:tcPr>
-          <w:p>
-            <w:pPr>
-              <w:jc w:val="left"/>
-            </w:pPr>
-            <w:r>
-              <w:rPr>
-                <w:b/>
-                <w:color w:val="FFFFFF"/>
-                <w:sz w:val="19"/>
-              </w:rPr>
-              <w:t>Parameter Label</w:t>
-            </w:r>
-          </w:p>
-        </w:tc>
-        <w:tc>
-          <w:tcPr>
-            <w:tcW w:type="dxa" w:w="1152"/>
-            <w:tcMar>
-              <w:top w:w="120" w:type="dxa"/>
-              <w:bottom w:w="120" w:type="dxa"/>
-              <w:left w:w="150" w:type="dxa"/>
-              <w:right w:w="150" w:type="dxa"/>
-            </w:tcMar>
-            <w:shd w:fill="1E293B"/>
-          </w:tcPr>
-          <w:p>
-            <w:pPr>
-              <w:jc w:val="left"/>
-            </w:pPr>
-            <w:r>
-              <w:rPr>
-                <w:b/>
-                <w:color w:val="FFFFFF"/>
-                <w:sz w:val="19"/>
-              </w:rPr>
-              <w:t>Default</w:t>
-            </w:r>
-          </w:p>
-        </w:tc>
-        <w:tc>
-          <w:tcPr>
-            <w:tcW w:type="dxa" w:w="4608"/>
-            <w:tcMar>
-              <w:top w:w="120" w:type="dxa"/>
-              <w:bottom w:w="120" w:type="dxa"/>
-              <w:left w:w="150" w:type="dxa"/>
-              <w:right w:w="150" w:type="dxa"/>
-            </w:tcMar>
-            <w:shd w:fill="1E293B"/>
-          </w:tcPr>
-          <w:p>
-            <w:pPr>
-              <w:jc w:val="left"/>
-            </w:pPr>
-            <w:r>
-              <w:rPr>
-                <w:b/>
-                <w:color w:val="FFFFFF"/>
-                <w:sz w:val="19"/>
-              </w:rPr>
-              <w:t>When to Adjust? (Bracketed Guidance)</w:t>
-            </w:r>
-          </w:p>
-        </w:tc>
-      </w:tr>
-      <w:tr>
-        <w:tc>
-          <w:tcPr>
-            <w:tcW w:type="dxa" w:w="3600"/>
-            <w:tcMar>
-              <w:top w:w="120" w:type="dxa"/>
-              <w:bottom w:w="120" w:type="dxa"/>
-              <w:left w:w="150" w:type="dxa"/>
-              <w:right w:w="150" w:type="dxa"/>
-            </w:tcMar>
-            <w:shd w:fill="F8FAFC"/>
-          </w:tcPr>
-          <w:p>
-            <w:r>
-              <w:rPr>
-                <w:color w:val="1E293B"/>
-                <w:sz w:val="18"/>
-              </w:rPr>
-              <w:t>🎯 Paint Detection Sensitivity (Lower = Faded Paint | Higher = Ignore Cracks)</w:t>
-            </w:r>
-          </w:p>
-        </w:tc>
-        <w:tc>
-          <w:tcPr>
-            <w:tcW w:type="dxa" w:w="1152"/>
-            <w:tcMar>
-              <w:top w:w="120" w:type="dxa"/>
-              <w:bottom w:w="120" w:type="dxa"/>
-              <w:left w:w="150" w:type="dxa"/>
-              <w:right w:w="150" w:type="dxa"/>
-            </w:tcMar>
-            <w:shd w:fill="F8FAFC"/>
-          </w:tcPr>
-          <w:p>
-            <w:r>
-              <w:rPr>
-                <w:color w:val="1E293B"/>
-                <w:sz w:val="18"/>
-              </w:rPr>
-              <w:t>0.40</w:t>
-            </w:r>
-          </w:p>
-        </w:tc>
-        <w:tc>
-          <w:tcPr>
-            <w:tcW w:type="dxa" w:w="4608"/>
-            <w:tcMar>
-              <w:top w:w="120" w:type="dxa"/>
-              <w:bottom w:w="120" w:type="dxa"/>
-              <w:left w:w="150" w:type="dxa"/>
-              <w:right w:w="150" w:type="dxa"/>
-            </w:tcMar>
-            <w:shd w:fill="F8FAFC"/>
-          </w:tcPr>
-          <w:p>
-            <w:r>
-              <w:rPr>
-                <w:color w:val="1E293B"/>
-                <w:sz w:val="18"/>
-              </w:rPr>
-              <w:t>Slide LEFT for faded worn paint. Slide RIGHT to ignore tar cracks and skid marks.</w:t>
-            </w:r>
-          </w:p>
-        </w:tc>
-      </w:tr>
-      <w:tr>
-        <w:tc>
-          <w:tcPr>
-            <w:tcW w:type="dxa" w:w="3600"/>
-            <w:tcMar>
-              <w:top w:w="120" w:type="dxa"/>
-              <w:bottom w:w="120" w:type="dxa"/>
-              <w:left w:w="150" w:type="dxa"/>
-              <w:right w:w="150" w:type="dxa"/>
-            </w:tcMar>
-            <w:shd w:fill="FFFFFF"/>
-          </w:tcPr>
-          <w:p>
-            <w:r>
-              <w:rPr>
-                <w:color w:val="1E293B"/>
-                <w:sz w:val="18"/>
-              </w:rPr>
-              <w:t>🛡️ Line Stability (Lower = Quick Steering | Higher = Anti-Shake on Bumps)</w:t>
-            </w:r>
-          </w:p>
-        </w:tc>
-        <w:tc>
-          <w:tcPr>
-            <w:tcW w:type="dxa" w:w="1152"/>
-            <w:tcMar>
-              <w:top w:w="120" w:type="dxa"/>
-              <w:bottom w:w="120" w:type="dxa"/>
-              <w:left w:w="150" w:type="dxa"/>
-              <w:right w:w="150" w:type="dxa"/>
-            </w:tcMar>
-            <w:shd w:fill="FFFFFF"/>
-          </w:tcPr>
-          <w:p>
-            <w:r>
-              <w:rPr>
-                <w:color w:val="1E293B"/>
-                <w:sz w:val="18"/>
-              </w:rPr>
-              <w:t>0.35</w:t>
-            </w:r>
-          </w:p>
-        </w:tc>
-        <w:tc>
-          <w:tcPr>
-            <w:tcW w:type="dxa" w:w="4608"/>
-            <w:tcMar>
-              <w:top w:w="120" w:type="dxa"/>
-              <w:bottom w:w="120" w:type="dxa"/>
-              <w:left w:w="150" w:type="dxa"/>
-              <w:right w:w="150" w:type="dxa"/>
-            </w:tcMar>
-            <w:shd w:fill="FFFFFF"/>
-          </w:tcPr>
-          <w:p>
-            <w:r>
-              <w:rPr>
-                <w:color w:val="1E293B"/>
-                <w:sz w:val="18"/>
-              </w:rPr>
-              <w:t>Slide RIGHT on bumpy roads to stop lines vibrating. Slide LEFT for fast swerve response.</w:t>
-            </w:r>
-          </w:p>
-        </w:tc>
-      </w:tr>
-      <w:tr>
-        <w:tc>
-          <w:tcPr>
-            <w:tcW w:type="dxa" w:w="3600"/>
-            <w:tcMar>
-              <w:top w:w="120" w:type="dxa"/>
-              <w:bottom w:w="120" w:type="dxa"/>
-              <w:left w:w="150" w:type="dxa"/>
-              <w:right w:w="150" w:type="dxa"/>
-            </w:tcMar>
-            <w:shd w:fill="F8FAFC"/>
-          </w:tcPr>
-          <w:p>
-            <w:r>
-              <w:rPr>
-                <w:color w:val="1E293B"/>
-                <w:sz w:val="18"/>
-              </w:rPr>
-              <w:t>🔔 Departure Warning Alarm (Strict: 0.15m | Normal: 0.25m | Relaxed: 0.40m)</w:t>
-            </w:r>
-          </w:p>
-        </w:tc>
-        <w:tc>
-          <w:tcPr>
-            <w:tcW w:type="dxa" w:w="1152"/>
-            <w:tcMar>
-              <w:top w:w="120" w:type="dxa"/>
-              <w:bottom w:w="120" w:type="dxa"/>
-              <w:left w:w="150" w:type="dxa"/>
-              <w:right w:w="150" w:type="dxa"/>
-            </w:tcMar>
-            <w:shd w:fill="F8FAFC"/>
-          </w:tcPr>
-          <w:p>
-            <w:r>
-              <w:rPr>
-                <w:color w:val="1E293B"/>
-                <w:sz w:val="18"/>
-              </w:rPr>
-              <w:t>0.25m</w:t>
-            </w:r>
-          </w:p>
-        </w:tc>
-        <w:tc>
-          <w:tcPr>
-            <w:tcW w:type="dxa" w:w="4608"/>
-            <w:tcMar>
-              <w:top w:w="120" w:type="dxa"/>
-              <w:bottom w:w="120" w:type="dxa"/>
-              <w:left w:w="150" w:type="dxa"/>
-              <w:right w:w="150" w:type="dxa"/>
-            </w:tcMar>
-            <w:shd w:fill="F8FAFC"/>
-          </w:tcPr>
-          <w:p>
-            <w:r>
-              <w:rPr>
-                <w:color w:val="1E293B"/>
-                <w:sz w:val="18"/>
-              </w:rPr>
-              <w:t>Strict (0.15m): Narrow mountain road. Normal (0.25m): Standard highway. Relaxed (0.40m): Wide lanes.</w:t>
-            </w:r>
-          </w:p>
-        </w:tc>
-      </w:tr>
-      <w:tr>
-        <w:tc>
-          <w:tcPr>
-            <w:tcW w:type="dxa" w:w="3600"/>
-            <w:tcMar>
-              <w:top w:w="120" w:type="dxa"/>
-              <w:bottom w:w="120" w:type="dxa"/>
-              <w:left w:w="150" w:type="dxa"/>
-              <w:right w:w="150" w:type="dxa"/>
-            </w:tcMar>
-            <w:shd w:fill="FFFFFF"/>
-          </w:tcPr>
-          <w:p>
-            <w:r>
-              <w:rPr>
-                <w:color w:val="1E293B"/>
-                <w:sz w:val="18"/>
-              </w:rPr>
-              <w:t>💡 Green Carpet Brightness (Adjust Visual Glow on Road)</w:t>
-            </w:r>
-          </w:p>
-        </w:tc>
-        <w:tc>
-          <w:tcPr>
-            <w:tcW w:type="dxa" w:w="1152"/>
-            <w:tcMar>
-              <w:top w:w="120" w:type="dxa"/>
-              <w:bottom w:w="120" w:type="dxa"/>
-              <w:left w:w="150" w:type="dxa"/>
-              <w:right w:w="150" w:type="dxa"/>
-            </w:tcMar>
-            <w:shd w:fill="FFFFFF"/>
-          </w:tcPr>
-          <w:p>
-            <w:r>
-              <w:rPr>
-                <w:color w:val="1E293B"/>
-                <w:sz w:val="18"/>
-              </w:rPr>
-              <w:t>0.32</w:t>
-            </w:r>
-          </w:p>
-        </w:tc>
-        <w:tc>
-          <w:tcPr>
-            <w:tcW w:type="dxa" w:w="4608"/>
-            <w:tcMar>
-              <w:top w:w="120" w:type="dxa"/>
-              <w:bottom w:w="120" w:type="dxa"/>
-              <w:left w:w="150" w:type="dxa"/>
-              <w:right w:w="150" w:type="dxa"/>
-            </w:tcMar>
-            <w:shd w:fill="FFFFFF"/>
-          </w:tcPr>
-          <w:p>
-            <w:r>
-              <w:rPr>
-                <w:color w:val="1E293B"/>
-                <w:sz w:val="18"/>
-              </w:rPr>
-              <w:t>Adjusts AR drivable corridor opacity between subtle overlay and bright neon carpet.</w:t>
-            </w:r>
-          </w:p>
-        </w:tc>
-      </w:tr>
-      <w:tr>
-        <w:tc>
-          <w:tcPr>
-            <w:tcW w:type="dxa" w:w="3600"/>
-            <w:tcMar>
-              <w:top w:w="120" w:type="dxa"/>
-              <w:bottom w:w="120" w:type="dxa"/>
-              <w:left w:w="150" w:type="dxa"/>
-              <w:right w:w="150" w:type="dxa"/>
-            </w:tcMar>
-            <w:shd w:fill="F8FAFC"/>
-          </w:tcPr>
-          <w:p>
-            <w:r>
-              <w:rPr>
-                <w:color w:val="1E293B"/>
-                <w:sz w:val="18"/>
-              </w:rPr>
-              <w:t>⏱️ Video Clip Length (Short 2s: 60 | Standard 4s: 120 | Long 10s: 300)</w:t>
-            </w:r>
-          </w:p>
-        </w:tc>
-        <w:tc>
-          <w:tcPr>
-            <w:tcW w:type="dxa" w:w="1152"/>
-            <w:tcMar>
-              <w:top w:w="120" w:type="dxa"/>
-              <w:bottom w:w="120" w:type="dxa"/>
-              <w:left w:w="150" w:type="dxa"/>
-              <w:right w:w="150" w:type="dxa"/>
-            </w:tcMar>
-            <w:shd w:fill="F8FAFC"/>
-          </w:tcPr>
-          <w:p>
-            <w:r>
-              <w:rPr>
-                <w:color w:val="1E293B"/>
-                <w:sz w:val="18"/>
-              </w:rPr>
-              <w:t>120</w:t>
-            </w:r>
-          </w:p>
-        </w:tc>
-        <w:tc>
-          <w:tcPr>
-            <w:tcW w:type="dxa" w:w="4608"/>
-            <w:tcMar>
-              <w:top w:w="120" w:type="dxa"/>
-              <w:bottom w:w="120" w:type="dxa"/>
-              <w:left w:w="150" w:type="dxa"/>
-              <w:right w:w="150" w:type="dxa"/>
-            </w:tcMar>
-            <w:shd w:fill="F8FAFC"/>
-          </w:tcPr>
-          <w:p>
-            <w:r>
-              <w:rPr>
-                <w:color w:val="1E293B"/>
-                <w:sz w:val="18"/>
-              </w:rPr>
-              <w:t>Limits video playback duration for quick checks vs extended drive reviews.</w:t>
-            </w:r>
-          </w:p>
-        </w:tc>
-      </w:tr>
-      <w:tr>
-        <w:tc>
-          <w:tcPr>
-            <w:tcW w:type="dxa" w:w="3600"/>
-            <w:tcMar>
-              <w:top w:w="120" w:type="dxa"/>
-              <w:bottom w:w="120" w:type="dxa"/>
-              <w:left w:w="150" w:type="dxa"/>
-              <w:right w:w="150" w:type="dxa"/>
-            </w:tcMar>
-            <w:shd w:fill="FFFFFF"/>
-          </w:tcPr>
-          <w:p>
-            <w:r>
-              <w:rPr>
-                <w:color w:val="1E293B"/>
-                <w:sz w:val="18"/>
-              </w:rPr>
-              <w:t>⏩ Video Frame Speed (1 = Process Every Frame | 2 = Faster 2x Playback)</w:t>
-            </w:r>
-          </w:p>
-        </w:tc>
-        <w:tc>
-          <w:tcPr>
-            <w:tcW w:type="dxa" w:w="1152"/>
-            <w:tcMar>
-              <w:top w:w="120" w:type="dxa"/>
-              <w:bottom w:w="120" w:type="dxa"/>
-              <w:left w:w="150" w:type="dxa"/>
-              <w:right w:w="150" w:type="dxa"/>
-            </w:tcMar>
-            <w:shd w:fill="FFFFFF"/>
-          </w:tcPr>
-          <w:p>
-            <w:r>
-              <w:rPr>
-                <w:color w:val="1E293B"/>
-                <w:sz w:val="18"/>
-              </w:rPr>
-              <w:t>1</w:t>
-            </w:r>
-          </w:p>
-        </w:tc>
-        <w:tc>
-          <w:tcPr>
-            <w:tcW w:type="dxa" w:w="4608"/>
-            <w:tcMar>
-              <w:top w:w="120" w:type="dxa"/>
-              <w:bottom w:w="120" w:type="dxa"/>
-              <w:left w:w="150" w:type="dxa"/>
-              <w:right w:w="150" w:type="dxa"/>
-            </w:tcMar>
-            <w:shd w:fill="FFFFFF"/>
-          </w:tcPr>
-          <w:p>
-            <w:r>
-              <w:rPr>
-                <w:color w:val="1E293B"/>
-                <w:sz w:val="18"/>
-              </w:rPr>
-              <w:t>1 = Highest precision on every frame; 2 = Twice as fast playback speed.</w:t>
-            </w:r>
-          </w:p>
-        </w:tc>
-      </w:tr>
-    </w:tbl>
-    <w:p>
-      <w:pPr>
-        <w:spacing w:after="200"/>
-      </w:pPr>
-    </w:p>
-    <w:p>
       <w:pPr>
         <w:pStyle w:val="Heading1"/>
       </w:pPr>
       <w:r>
         <w:t>5. Comparative Architectural Guide: ResNet vs. MobileNet vs. YOLO</w:t>
-      </w:r>
-    </w:p>
-    <w:p>
-      <w:r>
-        <w:t>Selecting the correct computer vision backbone is a foundational decision in autonomous driving. The following analysis outlines the technical trade-offs between ResNet, MobileNet, and YOLO:</w:t>
       </w:r>
     </w:p>
     <w:tbl>
@@ -2421,15 +1922,6 @@
       </w:pPr>
     </w:p>
     <w:p>
-      <w:r>
-        <w:t>Architectural Decision Justification:</w:t>
-        <w:br/>
-        <w:t>• Why ResNet was selected for DeepLane: Continuous lane boundaries are elongated geometric curves, not rectangular objects. ResNet residual connections retain spatial edge gradients needed for sub-pixel boundary fitting.</w:t>
-        <w:br/>
-        <w:t>• Why YOLO is not used for lane detection: YOLO predicts bounding boxes. A highway lane line extending to the horizon inside a bounding box is &gt;90% empty background (sky and asphalt), resulting in severe false positives.</w:t>
-      </w:r>
-    </w:p>
-    <w:p>
       <w:pPr>
         <w:pStyle w:val="Heading1"/>
       </w:pPr>
@@ -2442,16 +1934,16 @@
         <w:t>1. Parabolic Spline Looping: Standard 2nd-order polynomial fits (x = ay^2 + by + c) generated parabolic loops into the sky on mountain curves. Resolved by implementing vanishing-point constrained line clustering with slope filtering.</w:t>
         <w:br/>
         <w:br/>
-        <w:t>2. Docker Port 8501 Conflict: A lingering container (visionguard_detection_service) occupied port 8501. Resolved by inspecting docker processes, terminating conflicting containers, and configuring clean host mappings in docker-compose.yml.</w:t>
+        <w:t>2. Docker Port 8501 Conflict: A lingering container occupied port 8501. Resolved by inspecting docker processes, terminating conflicting containers, and configuring clean host mappings in docker-compose.yml.</w:t>
         <w:br/>
         <w:br/>
-        <w:t>3. Streamlit Stale Session Cache: Streamlit's @st.cache_resource held stateful detector instances in memory across runs. Resolved by eliminating singleton caching and implementing detector.reset() for clean single-frame evaluation.</w:t>
+        <w:t>3. Streamlit Stale Session Cache: Streamlit's @st.cache_resource held stateful detector instances across runs. Resolved by eliminating singleton caching and implementing detector.reset() for clean single-frame evaluation.</w:t>
         <w:br/>
         <w:br/>
         <w:t>4. Faded Paint and Tar Crack Rejection: Asphalt tar cracks caused false edge triggers. Resolved with dual-spectrum HLS yellow and white color segmentation combined with trapezoidal road horizon masking.</w:t>
         <w:br/>
         <w:br/>
-        <w:t>5. Decompression Bomb Hardening: To defend against malicious image uploads, Image.MAX_IMAGE_PIXELS was explicitly capped at 50,000,000.</w:t>
+        <w:t>5. Decompression Bomb Hardening: Image.MAX_IMAGE_PIXELS was capped at 50,000,000 pixels in src/utils.py.</w:t>
       </w:r>
     </w:p>
     <w:sectPr>
